--- a/physics_course/word/lesson16.docx
+++ b/physics_course/word/lesson16.docx
@@ -21,43 +21,39 @@
         <w:rPr>
           <w:sz w:val="24"/>
         </w:rPr>
-        <w:t>ข้อ p2_l16_001: กฎการเหนี่ยวนำของฟาราเดย์ (Faraday's law) กล่าวว่าอย่างไร</w:t>
+        <w:t>1. กฎการเหนี่ยวนำของฟาราเดย์ (Faraday's law) กล่าวว่าอย่างไร</w:t>
       </w:r>
     </w:p>
     <w:p>
       <w:pPr>
-        <w:pStyle w:val="ListBullet"/>
         <w:ind w:left="720"/>
       </w:pPr>
       <w:r>
-        <w:t xml:space="preserve">    ก</w:t>
+        <w:t xml:space="preserve">    1. ก</w:t>
       </w:r>
     </w:p>
     <w:p>
       <w:pPr>
-        <w:pStyle w:val="ListBullet"/>
         <w:ind w:left="720"/>
       </w:pPr>
       <w:r>
-        <w:t xml:space="preserve">    ข</w:t>
+        <w:t xml:space="preserve">    2. ข</w:t>
       </w:r>
     </w:p>
     <w:p>
       <w:pPr>
-        <w:pStyle w:val="ListBullet"/>
         <w:ind w:left="720"/>
       </w:pPr>
       <w:r>
-        <w:t xml:space="preserve">    ค</w:t>
+        <w:t xml:space="preserve">    3. ค</w:t>
       </w:r>
     </w:p>
     <w:p>
       <w:pPr>
-        <w:pStyle w:val="ListBullet"/>
         <w:ind w:left="720"/>
       </w:pPr>
       <w:r>
-        <w:t xml:space="preserve">    ง</w:t>
+        <w:t xml:space="preserve">    4. ง</w:t>
       </w:r>
     </w:p>
     <w:p/>
@@ -66,232 +62,7 @@
         <w:rPr>
           <w:sz w:val="24"/>
         </w:rPr>
-        <w:t>ข้อ p2_l16_002: สูตรของกฎการเหนี่ยวนำของฟาราเดย์คือข้อใด</w:t>
-      </w:r>
-    </w:p>
-    <w:p>
-      <w:pPr>
-        <w:pStyle w:val="ListBullet"/>
-        <w:ind w:left="720"/>
-      </w:pPr>
-      <w:r>
-        <w:t xml:space="preserve">    ก</w:t>
-      </w:r>
-    </w:p>
-    <w:p>
-      <w:pPr>
-        <w:pStyle w:val="ListBullet"/>
-        <w:ind w:left="720"/>
-      </w:pPr>
-      <w:r>
-        <w:t xml:space="preserve">    ข</w:t>
-      </w:r>
-    </w:p>
-    <w:p>
-      <w:pPr>
-        <w:pStyle w:val="ListBullet"/>
-        <w:ind w:left="720"/>
-      </w:pPr>
-      <w:r>
-        <w:t xml:space="preserve">    ค</w:t>
-      </w:r>
-    </w:p>
-    <w:p>
-      <w:pPr>
-        <w:pStyle w:val="ListBullet"/>
-        <w:ind w:left="720"/>
-      </w:pPr>
-      <w:r>
-        <w:t xml:space="preserve">    ง</w:t>
-      </w:r>
-    </w:p>
-    <w:p/>
-    <w:p>
-      <w:r>
-        <w:rPr>
-          <w:sz w:val="24"/>
-        </w:rPr>
-        <w:t>ข้อ p2_l16_003: กฎเลนซ์ (Lenz's law) กล่าวว่าอย่างไร</w:t>
-      </w:r>
-    </w:p>
-    <w:p>
-      <w:pPr>
-        <w:pStyle w:val="ListBullet"/>
-        <w:ind w:left="720"/>
-      </w:pPr>
-      <w:r>
-        <w:t xml:space="preserve">    ก</w:t>
-      </w:r>
-    </w:p>
-    <w:p>
-      <w:pPr>
-        <w:pStyle w:val="ListBullet"/>
-        <w:ind w:left="720"/>
-      </w:pPr>
-      <w:r>
-        <w:t xml:space="preserve">    ข</w:t>
-      </w:r>
-    </w:p>
-    <w:p>
-      <w:pPr>
-        <w:pStyle w:val="ListBullet"/>
-        <w:ind w:left="720"/>
-      </w:pPr>
-      <w:r>
-        <w:t xml:space="preserve">    ค</w:t>
-      </w:r>
-    </w:p>
-    <w:p>
-      <w:pPr>
-        <w:pStyle w:val="ListBullet"/>
-        <w:ind w:left="720"/>
-      </w:pPr>
-      <w:r>
-        <w:t xml:space="preserve">    ง</w:t>
-      </w:r>
-    </w:p>
-    <w:p/>
-    <w:p>
-      <w:r>
-        <w:rPr>
-          <w:sz w:val="24"/>
-        </w:rPr>
-        <w:t>ข้อ p2_l16_004: วิธีใดต่อไปนี้ไม่สามารถทำให้เกิดกระแสไฟฟ้าเหนี่ยวนำในขดลวดได้</w:t>
-      </w:r>
-    </w:p>
-    <w:p>
-      <w:pPr>
-        <w:pStyle w:val="ListBullet"/>
-        <w:ind w:left="720"/>
-      </w:pPr>
-      <w:r>
-        <w:t xml:space="preserve">    ก</w:t>
-      </w:r>
-    </w:p>
-    <w:p>
-      <w:pPr>
-        <w:pStyle w:val="ListBullet"/>
-        <w:ind w:left="720"/>
-      </w:pPr>
-      <w:r>
-        <w:t xml:space="preserve">    ข</w:t>
-      </w:r>
-    </w:p>
-    <w:p>
-      <w:pPr>
-        <w:pStyle w:val="ListBullet"/>
-        <w:ind w:left="720"/>
-      </w:pPr>
-      <w:r>
-        <w:t xml:space="preserve">    ค</w:t>
-      </w:r>
-    </w:p>
-    <w:p>
-      <w:pPr>
-        <w:pStyle w:val="ListBullet"/>
-        <w:ind w:left="720"/>
-      </w:pPr>
-      <w:r>
-        <w:t xml:space="preserve">    ง</w:t>
-      </w:r>
-    </w:p>
-    <w:p/>
-    <w:p>
-      <w:r>
-        <w:rPr>
-          <w:sz w:val="24"/>
-        </w:rPr>
-        <w:t>ข้อ p2_l16_005: เมื่อนำแม่เหล็กเข้าใกล้ขดลวดปิดอย่างรวดเร็ว กระแสไฟฟ้าเหนี่ยวนำจะมีทิศทางอย่างไร</w:t>
-      </w:r>
-    </w:p>
-    <w:p>
-      <w:pPr>
-        <w:pStyle w:val="ListBullet"/>
-        <w:ind w:left="720"/>
-      </w:pPr>
-      <w:r>
-        <w:t xml:space="preserve">    ก</w:t>
-      </w:r>
-    </w:p>
-    <w:p>
-      <w:pPr>
-        <w:pStyle w:val="ListBullet"/>
-        <w:ind w:left="720"/>
-      </w:pPr>
-      <w:r>
-        <w:t xml:space="preserve">    ข</w:t>
-      </w:r>
-    </w:p>
-    <w:p>
-      <w:pPr>
-        <w:pStyle w:val="ListBullet"/>
-        <w:ind w:left="720"/>
-      </w:pPr>
-      <w:r>
-        <w:t xml:space="preserve">    ค</w:t>
-      </w:r>
-    </w:p>
-    <w:p>
-      <w:pPr>
-        <w:pStyle w:val="ListBullet"/>
-        <w:ind w:left="720"/>
-      </w:pPr>
-      <w:r>
-        <w:t xml:space="preserve">    ง</w:t>
-      </w:r>
-    </w:p>
-    <w:p/>
-    <w:p>
-      <w:r>
-        <w:rPr>
-          <w:sz w:val="24"/>
-        </w:rPr>
-        <w:t>ข้อ p2_l16_006: ความเหนี่ยวนำตนเอง (self-inductance) ของขดลวดคืออะไร</w:t>
-      </w:r>
-    </w:p>
-    <w:p>
-      <w:pPr>
-        <w:pStyle w:val="ListBullet"/>
-        <w:ind w:left="720"/>
-      </w:pPr>
-      <w:r>
-        <w:t xml:space="preserve">    ก</w:t>
-      </w:r>
-    </w:p>
-    <w:p>
-      <w:pPr>
-        <w:pStyle w:val="ListBullet"/>
-        <w:ind w:left="720"/>
-      </w:pPr>
-      <w:r>
-        <w:t xml:space="preserve">    ข</w:t>
-      </w:r>
-    </w:p>
-    <w:p>
-      <w:pPr>
-        <w:pStyle w:val="ListBullet"/>
-        <w:ind w:left="720"/>
-      </w:pPr>
-      <w:r>
-        <w:t xml:space="preserve">    ค</w:t>
-      </w:r>
-    </w:p>
-    <w:p>
-      <w:pPr>
-        <w:pStyle w:val="ListBullet"/>
-        <w:ind w:left="720"/>
-      </w:pPr>
-      <w:r>
-        <w:t xml:space="preserve">    ง</w:t>
-      </w:r>
-    </w:p>
-    <w:p/>
-    <w:p>
-      <w:r>
-        <w:rPr>
-          <w:sz w:val="24"/>
-        </w:rPr>
-        <w:t>ข้อ p2_l16_007: หน่วยของความเหนี่ยวนำ (L) ในระบบ SI คืออะไร</w:t>
+        <w:t>2. สูตรของกฎการเหนี่ยวนำของฟาราเดย์คือข้อใด</w:t>
       </w:r>
     </w:p>
     <w:p>
@@ -307,7 +78,7 @@
               <a:graphicData uri="http://schemas.openxmlformats.org/drawingml/2006/picture">
                 <pic:pic>
                   <pic:nvPicPr>
-                    <pic:cNvPr id="0" name="physics_img_q2_l16_007.png"/>
+                    <pic:cNvPr id="0" name="physics_img_2.png"/>
                     <pic:cNvPicPr/>
                   </pic:nvPicPr>
                   <pic:blipFill>
@@ -333,38 +104,34 @@
     <w:p/>
     <w:p>
       <w:pPr>
-        <w:pStyle w:val="ListBullet"/>
         <w:ind w:left="720"/>
       </w:pPr>
       <w:r>
-        <w:t xml:space="preserve">    ก</w:t>
+        <w:t xml:space="preserve">    1. ก</w:t>
       </w:r>
     </w:p>
     <w:p>
       <w:pPr>
-        <w:pStyle w:val="ListBullet"/>
         <w:ind w:left="720"/>
       </w:pPr>
       <w:r>
-        <w:t xml:space="preserve">    ข</w:t>
+        <w:t xml:space="preserve">    2. ข</w:t>
       </w:r>
     </w:p>
     <w:p>
       <w:pPr>
-        <w:pStyle w:val="ListBullet"/>
         <w:ind w:left="720"/>
       </w:pPr>
       <w:r>
-        <w:t xml:space="preserve">    ค</w:t>
+        <w:t xml:space="preserve">    3. ค</w:t>
       </w:r>
     </w:p>
     <w:p>
       <w:pPr>
-        <w:pStyle w:val="ListBullet"/>
         <w:ind w:left="720"/>
       </w:pPr>
       <w:r>
-        <w:t xml:space="preserve">    ง</w:t>
+        <w:t xml:space="preserve">    4. ง</w:t>
       </w:r>
     </w:p>
     <w:p/>
@@ -373,7 +140,48 @@
         <w:rPr>
           <w:sz w:val="24"/>
         </w:rPr>
-        <w:t>ข้อ p2_l16_008: พลังงานที่เก็บสะสมในขดลวดที่มีความเหนี่ยวนำ L และมีกระแส I ไหลผ่าน มีค่าเท่าใด</w:t>
+        <w:t>3. กฎเลนซ์ (Lenz's law) กล่าวว่าอย่างไร</w:t>
+      </w:r>
+    </w:p>
+    <w:p>
+      <w:pPr>
+        <w:ind w:left="720"/>
+      </w:pPr>
+      <w:r>
+        <w:t xml:space="preserve">    1. ก</w:t>
+      </w:r>
+    </w:p>
+    <w:p>
+      <w:pPr>
+        <w:ind w:left="720"/>
+      </w:pPr>
+      <w:r>
+        <w:t xml:space="preserve">    2. ข</w:t>
+      </w:r>
+    </w:p>
+    <w:p>
+      <w:pPr>
+        <w:ind w:left="720"/>
+      </w:pPr>
+      <w:r>
+        <w:t xml:space="preserve">    3. ค</w:t>
+      </w:r>
+    </w:p>
+    <w:p>
+      <w:pPr>
+        <w:ind w:left="720"/>
+      </w:pPr>
+      <w:r>
+        <w:t xml:space="preserve">    4. ง</w:t>
+      </w:r>
+    </w:p>
+    <w:p/>
+    <w:p>
+      <w:r>
+        <w:rPr>
+          <w:sz w:val="24"/>
+        </w:rPr>
+        <w:t>4. วิธีใดต่อไปนี้ไม่สามารถทำให้เกิดกระแสไฟฟ้าเหนี่ยวนำในขดลวดได้</w:t>
       </w:r>
     </w:p>
     <w:p>
@@ -389,7 +197,7 @@
               <a:graphicData uri="http://schemas.openxmlformats.org/drawingml/2006/picture">
                 <pic:pic>
                   <pic:nvPicPr>
-                    <pic:cNvPr id="0" name="physics_img_q2_l16_008.png"/>
+                    <pic:cNvPr id="0" name="physics_img_4.png"/>
                     <pic:cNvPicPr/>
                   </pic:nvPicPr>
                   <pic:blipFill>
@@ -415,38 +223,34 @@
     <w:p/>
     <w:p>
       <w:pPr>
-        <w:pStyle w:val="ListBullet"/>
         <w:ind w:left="720"/>
       </w:pPr>
       <w:r>
-        <w:t xml:space="preserve">    ก</w:t>
+        <w:t xml:space="preserve">    1. ก</w:t>
       </w:r>
     </w:p>
     <w:p>
       <w:pPr>
-        <w:pStyle w:val="ListBullet"/>
         <w:ind w:left="720"/>
       </w:pPr>
       <w:r>
-        <w:t xml:space="preserve">    ข</w:t>
+        <w:t xml:space="preserve">    2. ข</w:t>
       </w:r>
     </w:p>
     <w:p>
       <w:pPr>
-        <w:pStyle w:val="ListBullet"/>
         <w:ind w:left="720"/>
       </w:pPr>
       <w:r>
-        <w:t xml:space="preserve">    ค</w:t>
+        <w:t xml:space="preserve">    3. ค</w:t>
       </w:r>
     </w:p>
     <w:p>
       <w:pPr>
-        <w:pStyle w:val="ListBullet"/>
         <w:ind w:left="720"/>
       </w:pPr>
       <w:r>
-        <w:t xml:space="preserve">    ง</w:t>
+        <w:t xml:space="preserve">    4. ง</w:t>
       </w:r>
     </w:p>
     <w:p/>
@@ -455,43 +259,39 @@
         <w:rPr>
           <w:sz w:val="24"/>
         </w:rPr>
-        <w:t>ข้อ p2_l16_009: ขดลวด 100 รอบ มีฟลักซ์แม่เหล็กเปลี่ยนจาก 0.01 Wb เป็น 0.05 Wb ในเวลา 0.02 วินาที emf เหนี่ยวนำมีค่าเท่าใด</w:t>
+        <w:t>5. เมื่อนำแม่เหล็กเข้าใกล้ขดลวดปิดอย่างรวดเร็ว กระแสไฟฟ้าเหนี่ยวนำจะมีทิศทางอย่างไร</w:t>
       </w:r>
     </w:p>
     <w:p>
       <w:pPr>
-        <w:pStyle w:val="ListBullet"/>
         <w:ind w:left="720"/>
       </w:pPr>
       <w:r>
-        <w:t xml:space="preserve">    ก</w:t>
+        <w:t xml:space="preserve">    1. ก</w:t>
       </w:r>
     </w:p>
     <w:p>
       <w:pPr>
-        <w:pStyle w:val="ListBullet"/>
         <w:ind w:left="720"/>
       </w:pPr>
       <w:r>
-        <w:t xml:space="preserve">    ข</w:t>
+        <w:t xml:space="preserve">    2. ข</w:t>
       </w:r>
     </w:p>
     <w:p>
       <w:pPr>
-        <w:pStyle w:val="ListBullet"/>
         <w:ind w:left="720"/>
       </w:pPr>
       <w:r>
-        <w:t xml:space="preserve">    ค</w:t>
+        <w:t xml:space="preserve">    3. ค</w:t>
       </w:r>
     </w:p>
     <w:p>
       <w:pPr>
-        <w:pStyle w:val="ListBullet"/>
         <w:ind w:left="720"/>
       </w:pPr>
       <w:r>
-        <w:t xml:space="preserve">    ง</w:t>
+        <w:t xml:space="preserve">    4. ง</w:t>
       </w:r>
     </w:p>
     <w:p/>
@@ -500,43 +300,39 @@
         <w:rPr>
           <w:sz w:val="24"/>
         </w:rPr>
-        <w:t>ข้อ p2_l16_010: เมื่อนำแม่เหล็กออกจากขดลวดปิด กระแสเหนี่ยวนำจะไหลในทิศทางที่ทำให้เกิดอะไร</w:t>
+        <w:t>6. ความเหนี่ยวนำตนเอง (self-inductance) ของขดลวดคืออะไร</w:t>
       </w:r>
     </w:p>
     <w:p>
       <w:pPr>
-        <w:pStyle w:val="ListBullet"/>
         <w:ind w:left="720"/>
       </w:pPr>
       <w:r>
-        <w:t xml:space="preserve">    ก</w:t>
+        <w:t xml:space="preserve">    1. ก</w:t>
       </w:r>
     </w:p>
     <w:p>
       <w:pPr>
-        <w:pStyle w:val="ListBullet"/>
         <w:ind w:left="720"/>
       </w:pPr>
       <w:r>
-        <w:t xml:space="preserve">    ข</w:t>
+        <w:t xml:space="preserve">    2. ข</w:t>
       </w:r>
     </w:p>
     <w:p>
       <w:pPr>
-        <w:pStyle w:val="ListBullet"/>
         <w:ind w:left="720"/>
       </w:pPr>
       <w:r>
-        <w:t xml:space="preserve">    ค</w:t>
+        <w:t xml:space="preserve">    3. ค</w:t>
       </w:r>
     </w:p>
     <w:p>
       <w:pPr>
-        <w:pStyle w:val="ListBullet"/>
         <w:ind w:left="720"/>
       </w:pPr>
       <w:r>
-        <w:t xml:space="preserve">    ง</w:t>
+        <w:t xml:space="preserve">    4. ง</w:t>
       </w:r>
     </w:p>
     <w:p/>
@@ -545,43 +341,39 @@
         <w:rPr>
           <w:sz w:val="24"/>
         </w:rPr>
-        <w:t>ข้อ p2_l16_011: ความเหนี่ยวนำตนเอง L ของขดลวดโซลินอยด์ขึ้นอยู่กับปริมาณใด</w:t>
+        <w:t>7. หน่วยของความเหนี่ยวนำ (L) ในระบบ SI คืออะไร</w:t>
       </w:r>
     </w:p>
     <w:p>
       <w:pPr>
-        <w:pStyle w:val="ListBullet"/>
         <w:ind w:left="720"/>
       </w:pPr>
       <w:r>
-        <w:t xml:space="preserve">    ก</w:t>
+        <w:t xml:space="preserve">    1. ก</w:t>
       </w:r>
     </w:p>
     <w:p>
       <w:pPr>
-        <w:pStyle w:val="ListBullet"/>
         <w:ind w:left="720"/>
       </w:pPr>
       <w:r>
-        <w:t xml:space="preserve">    ข</w:t>
+        <w:t xml:space="preserve">    2. ข</w:t>
       </w:r>
     </w:p>
     <w:p>
       <w:pPr>
-        <w:pStyle w:val="ListBullet"/>
         <w:ind w:left="720"/>
       </w:pPr>
       <w:r>
-        <w:t xml:space="preserve">    ค</w:t>
+        <w:t xml:space="preserve">    3. ค</w:t>
       </w:r>
     </w:p>
     <w:p>
       <w:pPr>
-        <w:pStyle w:val="ListBullet"/>
         <w:ind w:left="720"/>
       </w:pPr>
       <w:r>
-        <w:t xml:space="preserve">    ง</w:t>
+        <w:t xml:space="preserve">    4. ง</w:t>
       </w:r>
     </w:p>
     <w:p/>
@@ -590,43 +382,39 @@
         <w:rPr>
           <w:sz w:val="24"/>
         </w:rPr>
-        <w:t>ข้อ p2_l16_012: ขดลวดมีความเหนี่ยวนำ 0.5 H มีกระแส 4 A ไหลผ่าน พลังงานที่เก็บสะสมในขดลวดมีค่าเท่าใด</w:t>
+        <w:t>8. พลังงานที่เก็บสะสมในขดลวดที่มีความเหนี่ยวนำ L และมีกระแส I ไหลผ่าน มีค่าเท่าใด</w:t>
       </w:r>
     </w:p>
     <w:p>
       <w:pPr>
-        <w:pStyle w:val="ListBullet"/>
         <w:ind w:left="720"/>
       </w:pPr>
       <w:r>
-        <w:t xml:space="preserve">    ก</w:t>
+        <w:t xml:space="preserve">    1. ก</w:t>
       </w:r>
     </w:p>
     <w:p>
       <w:pPr>
-        <w:pStyle w:val="ListBullet"/>
         <w:ind w:left="720"/>
       </w:pPr>
       <w:r>
-        <w:t xml:space="preserve">    ข</w:t>
+        <w:t xml:space="preserve">    2. ข</w:t>
       </w:r>
     </w:p>
     <w:p>
       <w:pPr>
-        <w:pStyle w:val="ListBullet"/>
         <w:ind w:left="720"/>
       </w:pPr>
       <w:r>
-        <w:t xml:space="preserve">    ค</w:t>
+        <w:t xml:space="preserve">    3. ค</w:t>
       </w:r>
     </w:p>
     <w:p>
       <w:pPr>
-        <w:pStyle w:val="ListBullet"/>
         <w:ind w:left="720"/>
       </w:pPr>
       <w:r>
-        <w:t xml:space="preserve">    ง</w:t>
+        <w:t xml:space="preserve">    4. ง</w:t>
       </w:r>
     </w:p>
     <w:p/>
@@ -635,43 +423,39 @@
         <w:rPr>
           <w:sz w:val="24"/>
         </w:rPr>
-        <w:t>ข้อ p2_l16_013: ถ้าฟลักซ์แม่เหล็กที่ผ่านขดลวดเพิ่มขึ้นเป็น 3 เท่าในเวลาเท่าเดิม emf เหนี่ยวนำจะเปลี่ยนแปลงอย่างไร</w:t>
+        <w:t>9. ขดลวด 100 รอบ มีฟลักซ์แม่เหล็กเปลี่ยนจาก 0.01 Wb เป็น 0.05 Wb ในเวลา 0.02 วินาที emf เหนี่ยวนำมีค่าเท่าใด</w:t>
       </w:r>
     </w:p>
     <w:p>
       <w:pPr>
-        <w:pStyle w:val="ListBullet"/>
         <w:ind w:left="720"/>
       </w:pPr>
       <w:r>
-        <w:t xml:space="preserve">    ก</w:t>
+        <w:t xml:space="preserve">    1. ก</w:t>
       </w:r>
     </w:p>
     <w:p>
       <w:pPr>
-        <w:pStyle w:val="ListBullet"/>
         <w:ind w:left="720"/>
       </w:pPr>
       <w:r>
-        <w:t xml:space="preserve">    ข</w:t>
+        <w:t xml:space="preserve">    2. ข</w:t>
       </w:r>
     </w:p>
     <w:p>
       <w:pPr>
-        <w:pStyle w:val="ListBullet"/>
         <w:ind w:left="720"/>
       </w:pPr>
       <w:r>
-        <w:t xml:space="preserve">    ค</w:t>
+        <w:t xml:space="preserve">    3. ค</w:t>
       </w:r>
     </w:p>
     <w:p>
       <w:pPr>
-        <w:pStyle w:val="ListBullet"/>
         <w:ind w:left="720"/>
       </w:pPr>
       <w:r>
-        <w:t xml:space="preserve">    ง</w:t>
+        <w:t xml:space="preserve">    4. ง</w:t>
       </w:r>
     </w:p>
     <w:p/>
@@ -680,7 +464,130 @@
         <w:rPr>
           <w:sz w:val="24"/>
         </w:rPr>
-        <w:t>ข้อ p2_l16_014: ขดลวด 200 รอบ มีพื้นที่ 0.01 ตารางเมตร หมุนในสนามแม่เหล็ก 0.5 T จากตำแหน่งที่ระนาบขดลวดตั้งฉากกับสนามเป็นตำแหน่งที่ระนาบขดลวดขนานกับสนาม การเปลี่ยนแปลงฟลักษ์มีค่าเท่าใด</w:t>
+        <w:t>10. เมื่อนำแม่เหล็กออกจากขดลวดปิด กระแสเหนี่ยวนำจะไหลในทิศทางที่ทำให้เกิดอะไร</w:t>
+      </w:r>
+    </w:p>
+    <w:p>
+      <w:pPr>
+        <w:ind w:left="720"/>
+      </w:pPr>
+      <w:r>
+        <w:t xml:space="preserve">    1. ก</w:t>
+      </w:r>
+    </w:p>
+    <w:p>
+      <w:pPr>
+        <w:ind w:left="720"/>
+      </w:pPr>
+      <w:r>
+        <w:t xml:space="preserve">    2. ข</w:t>
+      </w:r>
+    </w:p>
+    <w:p>
+      <w:pPr>
+        <w:ind w:left="720"/>
+      </w:pPr>
+      <w:r>
+        <w:t xml:space="preserve">    3. ค</w:t>
+      </w:r>
+    </w:p>
+    <w:p>
+      <w:pPr>
+        <w:ind w:left="720"/>
+      </w:pPr>
+      <w:r>
+        <w:t xml:space="preserve">    4. ง</w:t>
+      </w:r>
+    </w:p>
+    <w:p/>
+    <w:p>
+      <w:r>
+        <w:rPr>
+          <w:sz w:val="24"/>
+        </w:rPr>
+        <w:t>11. ความเหนี่ยวนำตนเอง L ของขดลวดโซลินอยด์ขึ้นอยู่กับปริมาณใด</w:t>
+      </w:r>
+    </w:p>
+    <w:p>
+      <w:pPr>
+        <w:ind w:left="720"/>
+      </w:pPr>
+      <w:r>
+        <w:t xml:space="preserve">    1. ก</w:t>
+      </w:r>
+    </w:p>
+    <w:p>
+      <w:pPr>
+        <w:ind w:left="720"/>
+      </w:pPr>
+      <w:r>
+        <w:t xml:space="preserve">    2. ข</w:t>
+      </w:r>
+    </w:p>
+    <w:p>
+      <w:pPr>
+        <w:ind w:left="720"/>
+      </w:pPr>
+      <w:r>
+        <w:t xml:space="preserve">    3. ค</w:t>
+      </w:r>
+    </w:p>
+    <w:p>
+      <w:pPr>
+        <w:ind w:left="720"/>
+      </w:pPr>
+      <w:r>
+        <w:t xml:space="preserve">    4. ง</w:t>
+      </w:r>
+    </w:p>
+    <w:p/>
+    <w:p>
+      <w:r>
+        <w:rPr>
+          <w:sz w:val="24"/>
+        </w:rPr>
+        <w:t>12. ขดลวดมีความเหนี่ยวนำ 0.5 H มีกระแส 4 A ไหลผ่าน พลังงานที่เก็บสะสมในขดลวดมีค่าเท่าใด</w:t>
+      </w:r>
+    </w:p>
+    <w:p>
+      <w:pPr>
+        <w:ind w:left="720"/>
+      </w:pPr>
+      <w:r>
+        <w:t xml:space="preserve">    1. ก</w:t>
+      </w:r>
+    </w:p>
+    <w:p>
+      <w:pPr>
+        <w:ind w:left="720"/>
+      </w:pPr>
+      <w:r>
+        <w:t xml:space="preserve">    2. ข</w:t>
+      </w:r>
+    </w:p>
+    <w:p>
+      <w:pPr>
+        <w:ind w:left="720"/>
+      </w:pPr>
+      <w:r>
+        <w:t xml:space="preserve">    3. ค</w:t>
+      </w:r>
+    </w:p>
+    <w:p>
+      <w:pPr>
+        <w:ind w:left="720"/>
+      </w:pPr>
+      <w:r>
+        <w:t xml:space="preserve">    4. ง</w:t>
+      </w:r>
+    </w:p>
+    <w:p/>
+    <w:p>
+      <w:r>
+        <w:rPr>
+          <w:sz w:val="24"/>
+        </w:rPr>
+        <w:t>13. ถ้าฟลักซ์แม่เหล็กที่ผ่านขดลวดเพิ่มขึ้นเป็น 3 เท่าในเวลาเท่าเดิม emf เหนี่ยวนำจะเปลี่ยนแปลงอย่างไร</w:t>
       </w:r>
     </w:p>
     <w:p>
@@ -696,7 +603,413 @@
               <a:graphicData uri="http://schemas.openxmlformats.org/drawingml/2006/picture">
                 <pic:pic>
                   <pic:nvPicPr>
-                    <pic:cNvPr id="0" name="physics_img_q2_l16_014.png"/>
+                    <pic:cNvPr id="0" name="physics_img_4.png"/>
+                    <pic:cNvPicPr/>
+                  </pic:nvPicPr>
+                  <pic:blipFill>
+                    <a:blip r:embed="rId10"/>
+                    <a:stretch>
+                      <a:fillRect/>
+                    </a:stretch>
+                  </pic:blipFill>
+                  <pic:spPr>
+                    <a:xfrm>
+                      <a:off x="0" y="0"/>
+                      <a:ext cx="1828800" cy="1359877"/>
+                    </a:xfrm>
+                    <a:prstGeom prst="rect"/>
+                  </pic:spPr>
+                </pic:pic>
+              </a:graphicData>
+            </a:graphic>
+          </wp:inline>
+        </w:drawing>
+      </w:r>
+    </w:p>
+    <w:p/>
+    <w:p>
+      <w:pPr>
+        <w:ind w:left="720"/>
+      </w:pPr>
+      <w:r>
+        <w:t xml:space="preserve">    1. ก</w:t>
+      </w:r>
+    </w:p>
+    <w:p>
+      <w:pPr>
+        <w:ind w:left="720"/>
+      </w:pPr>
+      <w:r>
+        <w:t xml:space="preserve">    2. ข</w:t>
+      </w:r>
+    </w:p>
+    <w:p>
+      <w:pPr>
+        <w:ind w:left="720"/>
+      </w:pPr>
+      <w:r>
+        <w:t xml:space="preserve">    3. ค</w:t>
+      </w:r>
+    </w:p>
+    <w:p>
+      <w:pPr>
+        <w:ind w:left="720"/>
+      </w:pPr>
+      <w:r>
+        <w:t xml:space="preserve">    4. ง</w:t>
+      </w:r>
+    </w:p>
+    <w:p/>
+    <w:p>
+      <w:r>
+        <w:rPr>
+          <w:sz w:val="24"/>
+        </w:rPr>
+        <w:t>14. ขดลวด 200 รอบ มีพื้นที่ 0.01 ตารางเมตร หมุนในสนามแม่เหล็ก 0.5 T จากตำแหน่งที่ระนาบขดลวดตั้งฉากกับสนามเป็นตำแหน่งที่ระนาบขดลวดขนานกับสนาม การเปลี่ยนแปลงฟลักษ์มีค่าเท่าใด</w:t>
+      </w:r>
+    </w:p>
+    <w:p>
+      <w:pPr>
+        <w:ind w:left="720"/>
+      </w:pPr>
+      <w:r>
+        <w:t xml:space="preserve">    1. ก</w:t>
+      </w:r>
+    </w:p>
+    <w:p>
+      <w:pPr>
+        <w:ind w:left="720"/>
+      </w:pPr>
+      <w:r>
+        <w:t xml:space="preserve">    2. ข</w:t>
+      </w:r>
+    </w:p>
+    <w:p>
+      <w:pPr>
+        <w:ind w:left="720"/>
+      </w:pPr>
+      <w:r>
+        <w:t xml:space="preserve">    3. ค</w:t>
+      </w:r>
+    </w:p>
+    <w:p>
+      <w:pPr>
+        <w:ind w:left="720"/>
+      </w:pPr>
+      <w:r>
+        <w:t xml:space="preserve">    4. ง</w:t>
+      </w:r>
+    </w:p>
+    <w:p/>
+    <w:p>
+      <w:r>
+        <w:rPr>
+          <w:sz w:val="24"/>
+        </w:rPr>
+        <w:t>15. ขดลวดโซลินอยด์ยาว 0.5 เมตร มีพื้นที่หน้าตัด 2 × 10⁻⁴ ตารางเมตร มีจำนวนรอบ 500 รอบ ความเหนี่ยวนำมีค่าเท่าใด (μ₀ = 4π × 10⁻⁷ H/m)</w:t>
+      </w:r>
+    </w:p>
+    <w:p>
+      <w:pPr>
+        <w:ind w:left="720"/>
+      </w:pPr>
+      <w:r>
+        <w:t xml:space="preserve">    1. ก</w:t>
+      </w:r>
+    </w:p>
+    <w:p>
+      <w:pPr>
+        <w:ind w:left="720"/>
+      </w:pPr>
+      <w:r>
+        <w:t xml:space="preserve">    2. ข</w:t>
+      </w:r>
+    </w:p>
+    <w:p>
+      <w:pPr>
+        <w:ind w:left="720"/>
+      </w:pPr>
+      <w:r>
+        <w:t xml:space="preserve">    3. ค</w:t>
+      </w:r>
+    </w:p>
+    <w:p>
+      <w:pPr>
+        <w:ind w:left="720"/>
+      </w:pPr>
+      <w:r>
+        <w:t xml:space="preserve">    4. ง</w:t>
+      </w:r>
+    </w:p>
+    <w:p/>
+    <w:p>
+      <w:r>
+        <w:rPr>
+          <w:sz w:val="24"/>
+        </w:rPr>
+        <w:t>16. เมื่อเพิ่มความเร็วในการนำแม่เหล็กเข้าใกล้ขดลวดเป็น 2 เท่า emf เหนี่ยวนำจะเปลี่ยนแปลงอย่างไร</w:t>
+      </w:r>
+    </w:p>
+    <w:p>
+      <w:pPr>
+        <w:ind w:left="720"/>
+      </w:pPr>
+      <w:r>
+        <w:t xml:space="preserve">    1. ก</w:t>
+      </w:r>
+    </w:p>
+    <w:p>
+      <w:pPr>
+        <w:ind w:left="720"/>
+      </w:pPr>
+      <w:r>
+        <w:t xml:space="preserve">    2. ข</w:t>
+      </w:r>
+    </w:p>
+    <w:p>
+      <w:pPr>
+        <w:ind w:left="720"/>
+      </w:pPr>
+      <w:r>
+        <w:t xml:space="preserve">    3. ค</w:t>
+      </w:r>
+    </w:p>
+    <w:p>
+      <w:pPr>
+        <w:ind w:left="720"/>
+      </w:pPr>
+      <w:r>
+        <w:t xml:space="preserve">    4. ง</w:t>
+      </w:r>
+    </w:p>
+    <w:p/>
+    <w:p>
+      <w:r>
+        <w:rPr>
+          <w:sz w:val="24"/>
+        </w:rPr>
+        <w:t>17. ขดลวดมีความเหนี่ยวนำ 0.2 H มีกระแสไหลเปลี่ยนแปลงจาก 5 A เป็น 3 A ในเวลา 0.1 วินาที จงหาพลังงานที่ปล่อยออกจากขดลวด</w:t>
+      </w:r>
+    </w:p>
+    <w:p>
+      <w:pPr>
+        <w:ind w:left="720"/>
+      </w:pPr>
+      <w:r>
+        <w:t xml:space="preserve">    1. ก</w:t>
+      </w:r>
+    </w:p>
+    <w:p>
+      <w:pPr>
+        <w:ind w:left="720"/>
+      </w:pPr>
+      <w:r>
+        <w:t xml:space="preserve">    2. ข</w:t>
+      </w:r>
+    </w:p>
+    <w:p>
+      <w:pPr>
+        <w:ind w:left="720"/>
+      </w:pPr>
+      <w:r>
+        <w:t xml:space="preserve">    3. ค</w:t>
+      </w:r>
+    </w:p>
+    <w:p>
+      <w:pPr>
+        <w:ind w:left="720"/>
+      </w:pPr>
+      <w:r>
+        <w:t xml:space="preserve">    4. ง</w:t>
+      </w:r>
+    </w:p>
+    <w:p/>
+    <w:p>
+      <w:r>
+        <w:rPr>
+          <w:sz w:val="24"/>
+        </w:rPr>
+        <w:t>18. ขดลวด 50 รอบ มีพื้นที่ 0.02 ตารางเมตร วางในสนามแม่เหล็กที่เปลี่ยนแปลงจาก 0.1 T เป็น 0.6 T ใน 0.05 วินาที โดยสนามตั้งฉากกับระนาบขดลวด emf เหนี่ยวนำมีค่าเท่าใด</w:t>
+      </w:r>
+    </w:p>
+    <w:p>
+      <w:pPr>
+        <w:ind w:left="720"/>
+      </w:pPr>
+      <w:r>
+        <w:t xml:space="preserve">    1. ก</w:t>
+      </w:r>
+    </w:p>
+    <w:p>
+      <w:pPr>
+        <w:ind w:left="720"/>
+      </w:pPr>
+      <w:r>
+        <w:t xml:space="preserve">    2. ข</w:t>
+      </w:r>
+    </w:p>
+    <w:p>
+      <w:pPr>
+        <w:ind w:left="720"/>
+      </w:pPr>
+      <w:r>
+        <w:t xml:space="preserve">    3. ค</w:t>
+      </w:r>
+    </w:p>
+    <w:p>
+      <w:pPr>
+        <w:ind w:left="720"/>
+      </w:pPr>
+      <w:r>
+        <w:t xml:space="preserve">    4. ง</w:t>
+      </w:r>
+    </w:p>
+    <w:p/>
+    <w:p>
+      <w:r>
+        <w:rPr>
+          <w:sz w:val="24"/>
+        </w:rPr>
+        <w:t>19. ถ้าเพิ่มจำนวนรอบของขดลวดโซลินอยด์เป็น 2 เท่า ความเหนี่ยวนำจะเปลี่ยนแปลงอย่างไร</w:t>
+      </w:r>
+    </w:p>
+    <w:p>
+      <w:pPr>
+        <w:ind w:left="720"/>
+      </w:pPr>
+      <w:r>
+        <w:t xml:space="preserve">    1. ก</w:t>
+      </w:r>
+    </w:p>
+    <w:p>
+      <w:pPr>
+        <w:ind w:left="720"/>
+      </w:pPr>
+      <w:r>
+        <w:t xml:space="preserve">    2. ข</w:t>
+      </w:r>
+    </w:p>
+    <w:p>
+      <w:pPr>
+        <w:ind w:left="720"/>
+      </w:pPr>
+      <w:r>
+        <w:t xml:space="preserve">    3. ค</w:t>
+      </w:r>
+    </w:p>
+    <w:p>
+      <w:pPr>
+        <w:ind w:left="720"/>
+      </w:pPr>
+      <w:r>
+        <w:t xml:space="preserve">    4. ง</w:t>
+      </w:r>
+    </w:p>
+    <w:p/>
+    <w:p>
+      <w:r>
+        <w:rPr>
+          <w:sz w:val="24"/>
+        </w:rPr>
+        <w:t>20. เมื่อหมุนขดลวดในสนามแม่เหล็กคงที่ ข้อใดเกิดขึ้น</w:t>
+      </w:r>
+    </w:p>
+    <w:p>
+      <w:pPr>
+        <w:ind w:left="720"/>
+      </w:pPr>
+      <w:r>
+        <w:t xml:space="preserve">    1. ก</w:t>
+      </w:r>
+    </w:p>
+    <w:p>
+      <w:pPr>
+        <w:ind w:left="720"/>
+      </w:pPr>
+      <w:r>
+        <w:t xml:space="preserve">    2. ข</w:t>
+      </w:r>
+    </w:p>
+    <w:p>
+      <w:pPr>
+        <w:ind w:left="720"/>
+      </w:pPr>
+      <w:r>
+        <w:t xml:space="preserve">    3. ค</w:t>
+      </w:r>
+    </w:p>
+    <w:p>
+      <w:pPr>
+        <w:ind w:left="720"/>
+      </w:pPr>
+      <w:r>
+        <w:t xml:space="preserve">    4. ง</w:t>
+      </w:r>
+    </w:p>
+    <w:p/>
+    <w:p>
+      <w:r>
+        <w:rPr>
+          <w:sz w:val="24"/>
+        </w:rPr>
+        <w:t>21. ความหนาแน่นพลังงานในสนามแม่เหล็ก (u = B²/2μ₀) มีหน่วยเป็นอะไร</w:t>
+      </w:r>
+    </w:p>
+    <w:p>
+      <w:pPr>
+        <w:ind w:left="720"/>
+      </w:pPr>
+      <w:r>
+        <w:t xml:space="preserve">    1. ก</w:t>
+      </w:r>
+    </w:p>
+    <w:p>
+      <w:pPr>
+        <w:ind w:left="720"/>
+      </w:pPr>
+      <w:r>
+        <w:t xml:space="preserve">    2. ข</w:t>
+      </w:r>
+    </w:p>
+    <w:p>
+      <w:pPr>
+        <w:ind w:left="720"/>
+      </w:pPr>
+      <w:r>
+        <w:t xml:space="preserve">    3. ค</w:t>
+      </w:r>
+    </w:p>
+    <w:p>
+      <w:pPr>
+        <w:ind w:left="720"/>
+      </w:pPr>
+      <w:r>
+        <w:t xml:space="preserve">    4. ง</w:t>
+      </w:r>
+    </w:p>
+    <w:p/>
+    <w:p>
+      <w:r>
+        <w:rPr>
+          <w:sz w:val="24"/>
+        </w:rPr>
+        <w:t>22. เมื่อปิดสวิตช์ในวงจรที่มีขดลวดเหนี่ยวนำ กระแสจะเพิ่มขึ้นอย่างรวดเร็วหรือช้า เพราะอะไร</w:t>
+      </w:r>
+    </w:p>
+    <w:p>
+      <w:r>
+        <w:drawing>
+          <wp:inline xmlns:a="http://schemas.openxmlformats.org/drawingml/2006/main" xmlns:pic="http://schemas.openxmlformats.org/drawingml/2006/picture">
+            <wp:extent cx="1828800" cy="1359877"/>
+            <wp:docPr id="4" name="Picture 4"/>
+            <wp:cNvGraphicFramePr>
+              <a:graphicFrameLocks noChangeAspect="1"/>
+            </wp:cNvGraphicFramePr>
+            <a:graphic>
+              <a:graphicData uri="http://schemas.openxmlformats.org/drawingml/2006/picture">
+                <pic:pic>
+                  <pic:nvPicPr>
+                    <pic:cNvPr id="0" name="physics_img_22.png"/>
                     <pic:cNvPicPr/>
                   </pic:nvPicPr>
                   <pic:blipFill>
@@ -722,38 +1035,34 @@
     <w:p/>
     <w:p>
       <w:pPr>
-        <w:pStyle w:val="ListBullet"/>
         <w:ind w:left="720"/>
       </w:pPr>
       <w:r>
-        <w:t xml:space="preserve">    ก</w:t>
+        <w:t xml:space="preserve">    1. ก</w:t>
       </w:r>
     </w:p>
     <w:p>
       <w:pPr>
-        <w:pStyle w:val="ListBullet"/>
         <w:ind w:left="720"/>
       </w:pPr>
       <w:r>
-        <w:t xml:space="preserve">    ข</w:t>
+        <w:t xml:space="preserve">    2. ข</w:t>
       </w:r>
     </w:p>
     <w:p>
       <w:pPr>
-        <w:pStyle w:val="ListBullet"/>
         <w:ind w:left="720"/>
       </w:pPr>
       <w:r>
-        <w:t xml:space="preserve">    ค</w:t>
+        <w:t xml:space="preserve">    3. ค</w:t>
       </w:r>
     </w:p>
     <w:p>
       <w:pPr>
-        <w:pStyle w:val="ListBullet"/>
         <w:ind w:left="720"/>
       </w:pPr>
       <w:r>
-        <w:t xml:space="preserve">    ง</w:t>
+        <w:t xml:space="preserve">    4. ง</w:t>
       </w:r>
     </w:p>
     <w:p/>
@@ -762,43 +1071,39 @@
         <w:rPr>
           <w:sz w:val="24"/>
         </w:rPr>
-        <w:t>ข้อ p2_l16_015: ขดลวดโซลินอยด์ยาว 0.5 เมตร มีพื้นที่หน้าตัด 2 × 10⁻⁴ ตารางเมตร มีจำนวนรอบ 500 รอบ ความเหนี่ยวนำมีค่าเท่าใด (μ₀ = 4π × 10⁻⁷ H/m)</w:t>
+        <w:t>23. เมื่อนำแม่เหล็กวางนิ่งแล้วเลื่อนขดลวดออกมา แรงที่ต้องใช้เลื่อนขดลวดมีทิศทางอย่างไร</w:t>
       </w:r>
     </w:p>
     <w:p>
       <w:pPr>
-        <w:pStyle w:val="ListBullet"/>
         <w:ind w:left="720"/>
       </w:pPr>
       <w:r>
-        <w:t xml:space="preserve">    ก</w:t>
+        <w:t xml:space="preserve">    1. ก</w:t>
       </w:r>
     </w:p>
     <w:p>
       <w:pPr>
-        <w:pStyle w:val="ListBullet"/>
         <w:ind w:left="720"/>
       </w:pPr>
       <w:r>
-        <w:t xml:space="preserve">    ข</w:t>
+        <w:t xml:space="preserve">    2. ข</w:t>
       </w:r>
     </w:p>
     <w:p>
       <w:pPr>
-        <w:pStyle w:val="ListBullet"/>
         <w:ind w:left="720"/>
       </w:pPr>
       <w:r>
-        <w:t xml:space="preserve">    ค</w:t>
+        <w:t xml:space="preserve">    3. ค</w:t>
       </w:r>
     </w:p>
     <w:p>
       <w:pPr>
-        <w:pStyle w:val="ListBullet"/>
         <w:ind w:left="720"/>
       </w:pPr>
       <w:r>
-        <w:t xml:space="preserve">    ง</w:t>
+        <w:t xml:space="preserve">    4. ง</w:t>
       </w:r>
     </w:p>
     <w:p/>
@@ -807,43 +1112,39 @@
         <w:rPr>
           <w:sz w:val="24"/>
         </w:rPr>
-        <w:t>ข้อ p2_l16_016: เมื่อเพิ่มความเร็วในการนำแม่เหล็กเข้าใกล้ขดลวดเป็น 2 เท่า emf เหนี่ยวนำจะเปลี่ยนแปลงอย่างไร</w:t>
+        <w:t>24. ถ้าใส่แกนเหล็กอ่อนเข้าไปในขดลวดโซลินอยด์ ความเหนี่ยวนำจะเปลี่ยนแปลงอย่างไร</w:t>
       </w:r>
     </w:p>
     <w:p>
       <w:pPr>
-        <w:pStyle w:val="ListBullet"/>
         <w:ind w:left="720"/>
       </w:pPr>
       <w:r>
-        <w:t xml:space="preserve">    ก</w:t>
+        <w:t xml:space="preserve">    1. ก</w:t>
       </w:r>
     </w:p>
     <w:p>
       <w:pPr>
-        <w:pStyle w:val="ListBullet"/>
         <w:ind w:left="720"/>
       </w:pPr>
       <w:r>
-        <w:t xml:space="preserve">    ข</w:t>
+        <w:t xml:space="preserve">    2. ข</w:t>
       </w:r>
     </w:p>
     <w:p>
       <w:pPr>
-        <w:pStyle w:val="ListBullet"/>
         <w:ind w:left="720"/>
       </w:pPr>
       <w:r>
-        <w:t xml:space="preserve">    ค</w:t>
+        <w:t xml:space="preserve">    3. ค</w:t>
       </w:r>
     </w:p>
     <w:p>
       <w:pPr>
-        <w:pStyle w:val="ListBullet"/>
         <w:ind w:left="720"/>
       </w:pPr>
       <w:r>
-        <w:t xml:space="preserve">    ง</w:t>
+        <w:t xml:space="preserve">    4. ง</w:t>
       </w:r>
     </w:p>
     <w:p/>
@@ -852,97 +1153,7 @@
         <w:rPr>
           <w:sz w:val="24"/>
         </w:rPr>
-        <w:t>ข้อ p2_l16_017: ขดลวดมีความเหนี่ยวนำ 0.2 H มีกระแสไหลเปลี่ยนแปลงจาก 5 A เป็น 3 A ในเวลา 0.1 วินาที จงหาพลังงานที่ปล่อยออกจากขดลวด</w:t>
-      </w:r>
-    </w:p>
-    <w:p>
-      <w:pPr>
-        <w:pStyle w:val="ListBullet"/>
-        <w:ind w:left="720"/>
-      </w:pPr>
-      <w:r>
-        <w:t xml:space="preserve">    ก</w:t>
-      </w:r>
-    </w:p>
-    <w:p>
-      <w:pPr>
-        <w:pStyle w:val="ListBullet"/>
-        <w:ind w:left="720"/>
-      </w:pPr>
-      <w:r>
-        <w:t xml:space="preserve">    ข</w:t>
-      </w:r>
-    </w:p>
-    <w:p>
-      <w:pPr>
-        <w:pStyle w:val="ListBullet"/>
-        <w:ind w:left="720"/>
-      </w:pPr>
-      <w:r>
-        <w:t xml:space="preserve">    ค</w:t>
-      </w:r>
-    </w:p>
-    <w:p>
-      <w:pPr>
-        <w:pStyle w:val="ListBullet"/>
-        <w:ind w:left="720"/>
-      </w:pPr>
-      <w:r>
-        <w:t xml:space="preserve">    ง</w:t>
-      </w:r>
-    </w:p>
-    <w:p/>
-    <w:p>
-      <w:r>
-        <w:rPr>
-          <w:sz w:val="24"/>
-        </w:rPr>
-        <w:t>ข้อ p2_l16_018: ขดลวด 50 รอบ มีพื้นที่ 0.02 ตารางเมตร วางในสนามแม่เหล็กที่เปลี่ยนแปลงจาก 0.1 T เป็น 0.6 T ใน 0.05 วินาที โดยสนามตั้งฉากกับระนาบขดลวด emf เหนี่ยวนำมีค่าเท่าใด</w:t>
-      </w:r>
-    </w:p>
-    <w:p>
-      <w:pPr>
-        <w:pStyle w:val="ListBullet"/>
-        <w:ind w:left="720"/>
-      </w:pPr>
-      <w:r>
-        <w:t xml:space="preserve">    ก</w:t>
-      </w:r>
-    </w:p>
-    <w:p>
-      <w:pPr>
-        <w:pStyle w:val="ListBullet"/>
-        <w:ind w:left="720"/>
-      </w:pPr>
-      <w:r>
-        <w:t xml:space="preserve">    ข</w:t>
-      </w:r>
-    </w:p>
-    <w:p>
-      <w:pPr>
-        <w:pStyle w:val="ListBullet"/>
-        <w:ind w:left="720"/>
-      </w:pPr>
-      <w:r>
-        <w:t xml:space="preserve">    ค</w:t>
-      </w:r>
-    </w:p>
-    <w:p>
-      <w:pPr>
-        <w:pStyle w:val="ListBullet"/>
-        <w:ind w:left="720"/>
-      </w:pPr>
-      <w:r>
-        <w:t xml:space="preserve">    ง</w:t>
-      </w:r>
-    </w:p>
-    <w:p/>
-    <w:p>
-      <w:r>
-        <w:rPr>
-          <w:sz w:val="24"/>
-        </w:rPr>
-        <w:t>ข้อ p2_l16_019: ถ้าเพิ่มจำนวนรอบของขดลวดโซลินอยด์เป็น 2 เท่า ความเหนี่ยวนำจะเปลี่ยนแปลงอย่างไร</w:t>
+        <w:t>25. ขดลวดวงแหวนรัศมี 0.1 เมตร มี 100 รอบ วางในสนามแม่เหล็กที่เปลี่ยนแปลงด้วยอัตรา 0.5 T/s จงหา emf เหนี่ยวนำในขดลวด</w:t>
       </w:r>
     </w:p>
     <w:p>
@@ -950,7 +1161,7 @@
         <w:drawing>
           <wp:inline xmlns:a="http://schemas.openxmlformats.org/drawingml/2006/main" xmlns:pic="http://schemas.openxmlformats.org/drawingml/2006/picture">
             <wp:extent cx="1828800" cy="1359877"/>
-            <wp:docPr id="4" name="Picture 4"/>
+            <wp:docPr id="5" name="Picture 5"/>
             <wp:cNvGraphicFramePr>
               <a:graphicFrameLocks noChangeAspect="1"/>
             </wp:cNvGraphicFramePr>
@@ -958,7 +1169,7 @@
               <a:graphicData uri="http://schemas.openxmlformats.org/drawingml/2006/picture">
                 <pic:pic>
                   <pic:nvPicPr>
-                    <pic:cNvPr id="0" name="physics_img_q2_l16_007.png"/>
+                    <pic:cNvPr id="0" name="physics_img_2.png"/>
                     <pic:cNvPicPr/>
                   </pic:nvPicPr>
                   <pic:blipFill>
@@ -984,345 +1195,34 @@
     <w:p/>
     <w:p>
       <w:pPr>
-        <w:pStyle w:val="ListBullet"/>
         <w:ind w:left="720"/>
       </w:pPr>
       <w:r>
-        <w:t xml:space="preserve">    ก</w:t>
+        <w:t xml:space="preserve">    1. ก</w:t>
       </w:r>
     </w:p>
     <w:p>
       <w:pPr>
-        <w:pStyle w:val="ListBullet"/>
         <w:ind w:left="720"/>
       </w:pPr>
       <w:r>
-        <w:t xml:space="preserve">    ข</w:t>
+        <w:t xml:space="preserve">    2. ข</w:t>
       </w:r>
     </w:p>
     <w:p>
       <w:pPr>
-        <w:pStyle w:val="ListBullet"/>
         <w:ind w:left="720"/>
       </w:pPr>
       <w:r>
-        <w:t xml:space="preserve">    ค</w:t>
+        <w:t xml:space="preserve">    3. ค</w:t>
       </w:r>
     </w:p>
     <w:p>
       <w:pPr>
-        <w:pStyle w:val="ListBullet"/>
         <w:ind w:left="720"/>
       </w:pPr>
       <w:r>
-        <w:t xml:space="preserve">    ง</w:t>
-      </w:r>
-    </w:p>
-    <w:p/>
-    <w:p>
-      <w:r>
-        <w:rPr>
-          <w:sz w:val="24"/>
-        </w:rPr>
-        <w:t>ข้อ p2_l16_020: เมื่อหมุนขดลวดในสนามแม่เหล็กคงที่ ข้อใดเกิดขึ้น</w:t>
-      </w:r>
-    </w:p>
-    <w:p>
-      <w:pPr>
-        <w:pStyle w:val="ListBullet"/>
-        <w:ind w:left="720"/>
-      </w:pPr>
-      <w:r>
-        <w:t xml:space="preserve">    ก</w:t>
-      </w:r>
-    </w:p>
-    <w:p>
-      <w:pPr>
-        <w:pStyle w:val="ListBullet"/>
-        <w:ind w:left="720"/>
-      </w:pPr>
-      <w:r>
-        <w:t xml:space="preserve">    ข</w:t>
-      </w:r>
-    </w:p>
-    <w:p>
-      <w:pPr>
-        <w:pStyle w:val="ListBullet"/>
-        <w:ind w:left="720"/>
-      </w:pPr>
-      <w:r>
-        <w:t xml:space="preserve">    ค</w:t>
-      </w:r>
-    </w:p>
-    <w:p>
-      <w:pPr>
-        <w:pStyle w:val="ListBullet"/>
-        <w:ind w:left="720"/>
-      </w:pPr>
-      <w:r>
-        <w:t xml:space="preserve">    ง</w:t>
-      </w:r>
-    </w:p>
-    <w:p/>
-    <w:p>
-      <w:r>
-        <w:rPr>
-          <w:sz w:val="24"/>
-        </w:rPr>
-        <w:t>ข้อ p2_l16_021: ความหนาแน่นพลังงานในสนามแม่เหล็ก (u = B²/2μ₀) มีหน่วยเป็นอะไร</w:t>
-      </w:r>
-    </w:p>
-    <w:p>
-      <w:pPr>
-        <w:pStyle w:val="ListBullet"/>
-        <w:ind w:left="720"/>
-      </w:pPr>
-      <w:r>
-        <w:t xml:space="preserve">    ก</w:t>
-      </w:r>
-    </w:p>
-    <w:p>
-      <w:pPr>
-        <w:pStyle w:val="ListBullet"/>
-        <w:ind w:left="720"/>
-      </w:pPr>
-      <w:r>
-        <w:t xml:space="preserve">    ข</w:t>
-      </w:r>
-    </w:p>
-    <w:p>
-      <w:pPr>
-        <w:pStyle w:val="ListBullet"/>
-        <w:ind w:left="720"/>
-      </w:pPr>
-      <w:r>
-        <w:t xml:space="preserve">    ค</w:t>
-      </w:r>
-    </w:p>
-    <w:p>
-      <w:pPr>
-        <w:pStyle w:val="ListBullet"/>
-        <w:ind w:left="720"/>
-      </w:pPr>
-      <w:r>
-        <w:t xml:space="preserve">    ง</w:t>
-      </w:r>
-    </w:p>
-    <w:p/>
-    <w:p>
-      <w:r>
-        <w:rPr>
-          <w:sz w:val="24"/>
-        </w:rPr>
-        <w:t>ข้อ p2_l16_022: เมื่อปิดสวิตช์ในวงจรที่มีขดลวดเหนี่ยวนำ กระแสจะเพิ่มขึ้นอย่างรวดเร็วหรือช้า เพราะอะไร</w:t>
-      </w:r>
-    </w:p>
-    <w:p>
-      <w:pPr>
-        <w:pStyle w:val="ListBullet"/>
-        <w:ind w:left="720"/>
-      </w:pPr>
-      <w:r>
-        <w:t xml:space="preserve">    ก</w:t>
-      </w:r>
-    </w:p>
-    <w:p>
-      <w:pPr>
-        <w:pStyle w:val="ListBullet"/>
-        <w:ind w:left="720"/>
-      </w:pPr>
-      <w:r>
-        <w:t xml:space="preserve">    ข</w:t>
-      </w:r>
-    </w:p>
-    <w:p>
-      <w:pPr>
-        <w:pStyle w:val="ListBullet"/>
-        <w:ind w:left="720"/>
-      </w:pPr>
-      <w:r>
-        <w:t xml:space="preserve">    ค</w:t>
-      </w:r>
-    </w:p>
-    <w:p>
-      <w:pPr>
-        <w:pStyle w:val="ListBullet"/>
-        <w:ind w:left="720"/>
-      </w:pPr>
-      <w:r>
-        <w:t xml:space="preserve">    ง</w:t>
-      </w:r>
-    </w:p>
-    <w:p/>
-    <w:p>
-      <w:r>
-        <w:rPr>
-          <w:sz w:val="24"/>
-        </w:rPr>
-        <w:t>ข้อ p2_l16_023: เมื่อนำแม่เหล็กวางนิ่งแล้วเลื่อนขดลวดออกมา แรงที่ต้องใช้เลื่อนขดลวดมีทิศทางอย่างไร</w:t>
-      </w:r>
-    </w:p>
-    <w:p>
-      <w:pPr>
-        <w:pStyle w:val="ListBullet"/>
-        <w:ind w:left="720"/>
-      </w:pPr>
-      <w:r>
-        <w:t xml:space="preserve">    ก</w:t>
-      </w:r>
-    </w:p>
-    <w:p>
-      <w:pPr>
-        <w:pStyle w:val="ListBullet"/>
-        <w:ind w:left="720"/>
-      </w:pPr>
-      <w:r>
-        <w:t xml:space="preserve">    ข</w:t>
-      </w:r>
-    </w:p>
-    <w:p>
-      <w:pPr>
-        <w:pStyle w:val="ListBullet"/>
-        <w:ind w:left="720"/>
-      </w:pPr>
-      <w:r>
-        <w:t xml:space="preserve">    ค</w:t>
-      </w:r>
-    </w:p>
-    <w:p>
-      <w:pPr>
-        <w:pStyle w:val="ListBullet"/>
-        <w:ind w:left="720"/>
-      </w:pPr>
-      <w:r>
-        <w:t xml:space="preserve">    ง</w:t>
-      </w:r>
-    </w:p>
-    <w:p/>
-    <w:p>
-      <w:r>
-        <w:rPr>
-          <w:sz w:val="24"/>
-        </w:rPr>
-        <w:t>ข้อ p2_l16_024: ถ้าใส่แกนเหล็กอ่อนเข้าไปในขดลวดโซลินอยด์ ความเหนี่ยวนำจะเปลี่ยนแปลงอย่างไร</w:t>
-      </w:r>
-    </w:p>
-    <w:p>
-      <w:pPr>
-        <w:pStyle w:val="ListBullet"/>
-        <w:ind w:left="720"/>
-      </w:pPr>
-      <w:r>
-        <w:t xml:space="preserve">    ก</w:t>
-      </w:r>
-    </w:p>
-    <w:p>
-      <w:pPr>
-        <w:pStyle w:val="ListBullet"/>
-        <w:ind w:left="720"/>
-      </w:pPr>
-      <w:r>
-        <w:t xml:space="preserve">    ข</w:t>
-      </w:r>
-    </w:p>
-    <w:p>
-      <w:pPr>
-        <w:pStyle w:val="ListBullet"/>
-        <w:ind w:left="720"/>
-      </w:pPr>
-      <w:r>
-        <w:t xml:space="preserve">    ค</w:t>
-      </w:r>
-    </w:p>
-    <w:p>
-      <w:pPr>
-        <w:pStyle w:val="ListBullet"/>
-        <w:ind w:left="720"/>
-      </w:pPr>
-      <w:r>
-        <w:t xml:space="preserve">    ง</w:t>
-      </w:r>
-    </w:p>
-    <w:p/>
-    <w:p>
-      <w:r>
-        <w:rPr>
-          <w:sz w:val="24"/>
-        </w:rPr>
-        <w:t>ข้อ p2_l16_025: ขดลวดวงแหวนรัศมี 0.1 เมตร มี 100 รอบ วางในสนามแม่เหล็กที่เปลี่ยนแปลงด้วยอัตรา 0.5 T/s จงหา emf เหนี่ยวนำในขดลวด</w:t>
-      </w:r>
-    </w:p>
-    <w:p>
-      <w:r>
-        <w:drawing>
-          <wp:inline xmlns:a="http://schemas.openxmlformats.org/drawingml/2006/main" xmlns:pic="http://schemas.openxmlformats.org/drawingml/2006/picture">
-            <wp:extent cx="1828800" cy="1359877"/>
-            <wp:docPr id="5" name="Picture 5"/>
-            <wp:cNvGraphicFramePr>
-              <a:graphicFrameLocks noChangeAspect="1"/>
-            </wp:cNvGraphicFramePr>
-            <a:graphic>
-              <a:graphicData uri="http://schemas.openxmlformats.org/drawingml/2006/picture">
-                <pic:pic>
-                  <pic:nvPicPr>
-                    <pic:cNvPr id="0" name="physics_img_q2_l16_014.png"/>
-                    <pic:cNvPicPr/>
-                  </pic:nvPicPr>
-                  <pic:blipFill>
-                    <a:blip r:embed="rId11"/>
-                    <a:stretch>
-                      <a:fillRect/>
-                    </a:stretch>
-                  </pic:blipFill>
-                  <pic:spPr>
-                    <a:xfrm>
-                      <a:off x="0" y="0"/>
-                      <a:ext cx="1828800" cy="1359877"/>
-                    </a:xfrm>
-                    <a:prstGeom prst="rect"/>
-                  </pic:spPr>
-                </pic:pic>
-              </a:graphicData>
-            </a:graphic>
-          </wp:inline>
-        </w:drawing>
-      </w:r>
-    </w:p>
-    <w:p/>
-    <w:p>
-      <w:pPr>
-        <w:pStyle w:val="ListBullet"/>
-        <w:ind w:left="720"/>
-      </w:pPr>
-      <w:r>
-        <w:t xml:space="preserve">    ก</w:t>
-      </w:r>
-    </w:p>
-    <w:p>
-      <w:pPr>
-        <w:pStyle w:val="ListBullet"/>
-        <w:ind w:left="720"/>
-      </w:pPr>
-      <w:r>
-        <w:t xml:space="preserve">    ข</w:t>
-      </w:r>
-    </w:p>
-    <w:p>
-      <w:pPr>
-        <w:pStyle w:val="ListBullet"/>
-        <w:ind w:left="720"/>
-      </w:pPr>
-      <w:r>
-        <w:t xml:space="preserve">    ค</w:t>
-      </w:r>
-    </w:p>
-    <w:p>
-      <w:pPr>
-        <w:pStyle w:val="ListBullet"/>
-        <w:ind w:left="720"/>
-      </w:pPr>
-      <w:r>
-        <w:t xml:space="preserve">    ง</w:t>
+        <w:t xml:space="preserve">    4. ง</w:t>
       </w:r>
     </w:p>
     <w:p/>

--- a/physics_course/word/lesson16.docx
+++ b/physics_course/word/lesson16.docx
@@ -65,43 +65,6 @@
         <w:t>2. สูตรของกฎการเหนี่ยวนำของฟาราเดย์คือข้อใด</w:t>
       </w:r>
     </w:p>
-    <w:p>
-      <w:r>
-        <w:drawing>
-          <wp:inline xmlns:a="http://schemas.openxmlformats.org/drawingml/2006/main" xmlns:pic="http://schemas.openxmlformats.org/drawingml/2006/picture">
-            <wp:extent cx="1828800" cy="1359877"/>
-            <wp:docPr id="1" name="Picture 1"/>
-            <wp:cNvGraphicFramePr>
-              <a:graphicFrameLocks noChangeAspect="1"/>
-            </wp:cNvGraphicFramePr>
-            <a:graphic>
-              <a:graphicData uri="http://schemas.openxmlformats.org/drawingml/2006/picture">
-                <pic:pic>
-                  <pic:nvPicPr>
-                    <pic:cNvPr id="0" name="physics_img_2.png"/>
-                    <pic:cNvPicPr/>
-                  </pic:nvPicPr>
-                  <pic:blipFill>
-                    <a:blip r:embed="rId9"/>
-                    <a:stretch>
-                      <a:fillRect/>
-                    </a:stretch>
-                  </pic:blipFill>
-                  <pic:spPr>
-                    <a:xfrm>
-                      <a:off x="0" y="0"/>
-                      <a:ext cx="1828800" cy="1359877"/>
-                    </a:xfrm>
-                    <a:prstGeom prst="rect"/>
-                  </pic:spPr>
-                </pic:pic>
-              </a:graphicData>
-            </a:graphic>
-          </wp:inline>
-        </w:drawing>
-      </w:r>
-    </w:p>
-    <w:p/>
     <w:p>
       <w:pPr>
         <w:ind w:left="720"/>
@@ -184,43 +147,6 @@
         <w:t>4. วิธีใดต่อไปนี้ไม่สามารถทำให้เกิดกระแสไฟฟ้าเหนี่ยวนำในขดลวดได้</w:t>
       </w:r>
     </w:p>
-    <w:p>
-      <w:r>
-        <w:drawing>
-          <wp:inline xmlns:a="http://schemas.openxmlformats.org/drawingml/2006/main" xmlns:pic="http://schemas.openxmlformats.org/drawingml/2006/picture">
-            <wp:extent cx="1828800" cy="1359877"/>
-            <wp:docPr id="2" name="Picture 2"/>
-            <wp:cNvGraphicFramePr>
-              <a:graphicFrameLocks noChangeAspect="1"/>
-            </wp:cNvGraphicFramePr>
-            <a:graphic>
-              <a:graphicData uri="http://schemas.openxmlformats.org/drawingml/2006/picture">
-                <pic:pic>
-                  <pic:nvPicPr>
-                    <pic:cNvPr id="0" name="physics_img_4.png"/>
-                    <pic:cNvPicPr/>
-                  </pic:nvPicPr>
-                  <pic:blipFill>
-                    <a:blip r:embed="rId10"/>
-                    <a:stretch>
-                      <a:fillRect/>
-                    </a:stretch>
-                  </pic:blipFill>
-                  <pic:spPr>
-                    <a:xfrm>
-                      <a:off x="0" y="0"/>
-                      <a:ext cx="1828800" cy="1359877"/>
-                    </a:xfrm>
-                    <a:prstGeom prst="rect"/>
-                  </pic:spPr>
-                </pic:pic>
-              </a:graphicData>
-            </a:graphic>
-          </wp:inline>
-        </w:drawing>
-      </w:r>
-    </w:p>
-    <w:p/>
     <w:p>
       <w:pPr>
         <w:ind w:left="720"/>
@@ -591,43 +517,6 @@
       </w:r>
     </w:p>
     <w:p>
-      <w:r>
-        <w:drawing>
-          <wp:inline xmlns:a="http://schemas.openxmlformats.org/drawingml/2006/main" xmlns:pic="http://schemas.openxmlformats.org/drawingml/2006/picture">
-            <wp:extent cx="1828800" cy="1359877"/>
-            <wp:docPr id="3" name="Picture 3"/>
-            <wp:cNvGraphicFramePr>
-              <a:graphicFrameLocks noChangeAspect="1"/>
-            </wp:cNvGraphicFramePr>
-            <a:graphic>
-              <a:graphicData uri="http://schemas.openxmlformats.org/drawingml/2006/picture">
-                <pic:pic>
-                  <pic:nvPicPr>
-                    <pic:cNvPr id="0" name="physics_img_4.png"/>
-                    <pic:cNvPicPr/>
-                  </pic:nvPicPr>
-                  <pic:blipFill>
-                    <a:blip r:embed="rId10"/>
-                    <a:stretch>
-                      <a:fillRect/>
-                    </a:stretch>
-                  </pic:blipFill>
-                  <pic:spPr>
-                    <a:xfrm>
-                      <a:off x="0" y="0"/>
-                      <a:ext cx="1828800" cy="1359877"/>
-                    </a:xfrm>
-                    <a:prstGeom prst="rect"/>
-                  </pic:spPr>
-                </pic:pic>
-              </a:graphicData>
-            </a:graphic>
-          </wp:inline>
-        </w:drawing>
-      </w:r>
-    </w:p>
-    <w:p/>
-    <w:p>
       <w:pPr>
         <w:ind w:left="720"/>
       </w:pPr>
@@ -997,43 +886,6 @@
       </w:r>
     </w:p>
     <w:p>
-      <w:r>
-        <w:drawing>
-          <wp:inline xmlns:a="http://schemas.openxmlformats.org/drawingml/2006/main" xmlns:pic="http://schemas.openxmlformats.org/drawingml/2006/picture">
-            <wp:extent cx="1828800" cy="1359877"/>
-            <wp:docPr id="4" name="Picture 4"/>
-            <wp:cNvGraphicFramePr>
-              <a:graphicFrameLocks noChangeAspect="1"/>
-            </wp:cNvGraphicFramePr>
-            <a:graphic>
-              <a:graphicData uri="http://schemas.openxmlformats.org/drawingml/2006/picture">
-                <pic:pic>
-                  <pic:nvPicPr>
-                    <pic:cNvPr id="0" name="physics_img_22.png"/>
-                    <pic:cNvPicPr/>
-                  </pic:nvPicPr>
-                  <pic:blipFill>
-                    <a:blip r:embed="rId11"/>
-                    <a:stretch>
-                      <a:fillRect/>
-                    </a:stretch>
-                  </pic:blipFill>
-                  <pic:spPr>
-                    <a:xfrm>
-                      <a:off x="0" y="0"/>
-                      <a:ext cx="1828800" cy="1359877"/>
-                    </a:xfrm>
-                    <a:prstGeom prst="rect"/>
-                  </pic:spPr>
-                </pic:pic>
-              </a:graphicData>
-            </a:graphic>
-          </wp:inline>
-        </w:drawing>
-      </w:r>
-    </w:p>
-    <w:p/>
-    <w:p>
       <w:pPr>
         <w:ind w:left="720"/>
       </w:pPr>
@@ -1156,43 +1008,6 @@
         <w:t>25. ขดลวดวงแหวนรัศมี 0.1 เมตร มี 100 รอบ วางในสนามแม่เหล็กที่เปลี่ยนแปลงด้วยอัตรา 0.5 T/s จงหา emf เหนี่ยวนำในขดลวด</w:t>
       </w:r>
     </w:p>
-    <w:p>
-      <w:r>
-        <w:drawing>
-          <wp:inline xmlns:a="http://schemas.openxmlformats.org/drawingml/2006/main" xmlns:pic="http://schemas.openxmlformats.org/drawingml/2006/picture">
-            <wp:extent cx="1828800" cy="1359877"/>
-            <wp:docPr id="5" name="Picture 5"/>
-            <wp:cNvGraphicFramePr>
-              <a:graphicFrameLocks noChangeAspect="1"/>
-            </wp:cNvGraphicFramePr>
-            <a:graphic>
-              <a:graphicData uri="http://schemas.openxmlformats.org/drawingml/2006/picture">
-                <pic:pic>
-                  <pic:nvPicPr>
-                    <pic:cNvPr id="0" name="physics_img_2.png"/>
-                    <pic:cNvPicPr/>
-                  </pic:nvPicPr>
-                  <pic:blipFill>
-                    <a:blip r:embed="rId9"/>
-                    <a:stretch>
-                      <a:fillRect/>
-                    </a:stretch>
-                  </pic:blipFill>
-                  <pic:spPr>
-                    <a:xfrm>
-                      <a:off x="0" y="0"/>
-                      <a:ext cx="1828800" cy="1359877"/>
-                    </a:xfrm>
-                    <a:prstGeom prst="rect"/>
-                  </pic:spPr>
-                </pic:pic>
-              </a:graphicData>
-            </a:graphic>
-          </wp:inline>
-        </w:drawing>
-      </w:r>
-    </w:p>
-    <w:p/>
     <w:p>
       <w:pPr>
         <w:ind w:left="720"/>
